--- a/public/CV-Brandon-Duarte.docx
+++ b/public/CV-Brandon-Duarte.docx
@@ -616,7 +616,7 @@
           <w:sz w:val="19"/>
           <w:szCs w:val="19"/>
         </w:rPr>
-        <w:t>Spring Boot, FastAPI, Gin (Go), API REST, JPA/Hibernate, SQLAlchemy, JWT, OAuth2, Keycloak, React 19, Next.js, Nuxt 3, TypeScript, TailwindCSS, Vuetify, PWA.</w:t>
+        <w:t>Spring Boot, FastAPI, Gin (Go), API REST, JPA/Hibernate, SQLAlchemy, JWT, OAuth2, Keycloak, React 19, Next.js, Vue 3, Nuxt 3, TypeScript, TailwindCSS, Vuetify, PWA.</w:t>
       </w:r>
     </w:p>
     <w:p>
